--- a/public/tours/international/asia/itineraries/4 Days Phuket Beach Bliss.docx
+++ b/public/tours/international/asia/itineraries/4 Days Phuket Beach Bliss.docx
@@ -1,6 +1,6 @@
 
 <file path=word/document.xml><?xml version="1.0" encoding="utf-8"?>
-<w:document xmlns:wpc="http://schemas.microsoft.com/office/word/2010/wordprocessingCanvas" xmlns:mc="http://schemas.openxmlformats.org/markup-compatibility/2006" xmlns:o="urn:schemas-microsoft-com:office:office" xmlns:r="http://schemas.openxmlformats.org/officeDocument/2006/relationships" xmlns:m="http://schemas.openxmlformats.org/officeDocument/2006/math" xmlns:v="urn:schemas-microsoft-com:vml" xmlns:wp14="http://schemas.microsoft.com/office/word/2010/wordprocessingDrawing" xmlns:wp="http://schemas.openxmlformats.org/drawingml/2006/wordprocessingDrawing" xmlns:w10="urn:schemas-microsoft-com:office:word" xmlns:w="http://schemas.openxmlformats.org/wordprocessingml/2006/main" xmlns:w14="http://schemas.microsoft.com/office/word/2010/wordml" xmlns:w15="http://schemas.microsoft.com/office/word/2012/wordml" xmlns:wpg="http://schemas.microsoft.com/office/word/2010/wordprocessingGroup" xmlns:wpi="http://schemas.microsoft.com/office/word/2010/wordprocessingInk" xmlns:wne="http://schemas.microsoft.com/office/word/2006/wordml" xmlns:wps="http://schemas.microsoft.com/office/word/2010/wordprocessingShape" mc:Ignorable="w14 w15 wp14">
+<w:document xmlns:wpc="http://schemas.microsoft.com/office/word/2010/wordprocessingCanvas" xmlns:cx="http://schemas.microsoft.com/office/drawing/2014/chartex" xmlns:cx1="http://schemas.microsoft.com/office/drawing/2015/9/8/chartex" xmlns:cx2="http://schemas.microsoft.com/office/drawing/2015/10/21/chartex" xmlns:cx3="http://schemas.microsoft.com/office/drawing/2016/5/9/chartex" xmlns:cx4="http://schemas.microsoft.com/office/drawing/2016/5/10/chartex" xmlns:cx5="http://schemas.microsoft.com/office/drawing/2016/5/11/chartex" xmlns:cx6="http://schemas.microsoft.com/office/drawing/2016/5/12/chartex" xmlns:cx7="http://schemas.microsoft.com/office/drawing/2016/5/13/chartex" xmlns:cx8="http://schemas.microsoft.com/office/drawing/2016/5/14/chartex" xmlns:mc="http://schemas.openxmlformats.org/markup-compatibility/2006" xmlns:aink="http://schemas.microsoft.com/office/drawing/2016/ink" xmlns:am3d="http://schemas.microsoft.com/office/drawing/2017/model3d" xmlns:o="urn:schemas-microsoft-com:office:office" xmlns:r="http://schemas.openxmlformats.org/officeDocument/2006/relationships" xmlns:m="http://schemas.openxmlformats.org/officeDocument/2006/math" xmlns:v="urn:schemas-microsoft-com:vml" xmlns:wp14="http://schemas.microsoft.com/office/word/2010/wordprocessingDrawing" xmlns:wp="http://schemas.openxmlformats.org/drawingml/2006/wordprocessingDrawing" xmlns:w10="urn:schemas-microsoft-com:office:word" xmlns:w="http://schemas.openxmlformats.org/wordprocessingml/2006/main" xmlns:w14="http://schemas.microsoft.com/office/word/2010/wordml" xmlns:w15="http://schemas.microsoft.com/office/word/2012/wordml" xmlns:w16cid="http://schemas.microsoft.com/office/word/2016/wordml/cid" xmlns:w16se="http://schemas.microsoft.com/office/word/2015/wordml/symex" xmlns:wpg="http://schemas.microsoft.com/office/word/2010/wordprocessingGroup" xmlns:wpi="http://schemas.microsoft.com/office/word/2010/wordprocessingInk" xmlns:wne="http://schemas.microsoft.com/office/word/2006/wordml" xmlns:wps="http://schemas.microsoft.com/office/word/2010/wordprocessingShape" mc:Ignorable="w14 w15 w16se w16cid wp14">
   <w:body>
     <w:p>
       <w:pPr>
@@ -35,8 +35,6 @@
         </w:rPr>
         <w:br/>
       </w:r>
-      <w:bookmarkStart w:id="0" w:name="_GoBack"/>
-      <w:bookmarkEnd w:id="0"/>
       <w:r>
         <w:rPr>
           <w:rFonts w:ascii="Arial" w:hAnsi="Arial" w:cs="Arial"/>
@@ -91,34 +89,7 @@
         <w:rPr>
           <w:rFonts w:ascii="Arial" w:hAnsi="Arial" w:cs="Arial"/>
         </w:rPr>
-        <w:t xml:space="preserve">Visit to </w:t>
-      </w:r>
-      <w:r>
-        <w:rPr>
-          <w:rStyle w:val="Strong"/>
-          <w:rFonts w:ascii="Arial" w:hAnsi="Arial" w:cs="Arial"/>
-        </w:rPr>
-        <w:t>James Bond Island</w:t>
-      </w:r>
-      <w:r>
-        <w:rPr>
-          <w:rFonts w:ascii="Arial" w:hAnsi="Arial" w:cs="Arial"/>
-        </w:rPr>
-        <w:t xml:space="preserve"> by </w:t>
-      </w:r>
-      <w:proofErr w:type="spellStart"/>
-      <w:r>
-        <w:rPr>
-          <w:rFonts w:ascii="Arial" w:hAnsi="Arial" w:cs="Arial"/>
-        </w:rPr>
-        <w:t>longtail</w:t>
-      </w:r>
-      <w:proofErr w:type="spellEnd"/>
-      <w:r>
-        <w:rPr>
-          <w:rFonts w:ascii="Arial" w:hAnsi="Arial" w:cs="Arial"/>
-        </w:rPr>
-        <w:t xml:space="preserve"> boat </w:t>
+        <w:t>Visit to James Bond island with longtail boat</w:t>
       </w:r>
     </w:p>
     <w:p>
@@ -136,20 +107,7 @@
         <w:rPr>
           <w:rFonts w:ascii="Arial" w:hAnsi="Arial" w:cs="Arial"/>
         </w:rPr>
-        <w:t xml:space="preserve">Phuket city tour with </w:t>
-      </w:r>
-      <w:r>
-        <w:rPr>
-          <w:rStyle w:val="Strong"/>
-          <w:rFonts w:ascii="Arial" w:hAnsi="Arial" w:cs="Arial"/>
-        </w:rPr>
-        <w:t>Big Buddha &amp; scenic viewpoints</w:t>
-      </w:r>
-      <w:r>
-        <w:rPr>
-          <w:rFonts w:ascii="Arial" w:hAnsi="Arial" w:cs="Arial"/>
-        </w:rPr>
-        <w:t xml:space="preserve"> </w:t>
+        <w:t>Phuket city tour with Big Buddha &amp; scenic viewpoints</w:t>
       </w:r>
     </w:p>
     <w:p>
@@ -167,20 +125,7 @@
         <w:rPr>
           <w:rFonts w:ascii="Arial" w:hAnsi="Arial" w:cs="Arial"/>
         </w:rPr>
-        <w:t xml:space="preserve">Comfortable </w:t>
-      </w:r>
-      <w:r>
-        <w:rPr>
-          <w:rStyle w:val="Strong"/>
-          <w:rFonts w:ascii="Arial" w:hAnsi="Arial" w:cs="Arial"/>
-        </w:rPr>
-        <w:t>private airport transfers</w:t>
-      </w:r>
-      <w:r>
-        <w:rPr>
-          <w:rFonts w:ascii="Arial" w:hAnsi="Arial" w:cs="Arial"/>
-        </w:rPr>
-        <w:t xml:space="preserve"> </w:t>
+        <w:t>Comfortable private airport transfers</w:t>
       </w:r>
     </w:p>
     <w:p>
@@ -198,49 +143,39 @@
         <w:rPr>
           <w:rFonts w:ascii="Arial" w:hAnsi="Arial" w:cs="Arial"/>
         </w:rPr>
-        <w:t xml:space="preserve">Mix of </w:t>
-      </w:r>
-      <w:r>
-        <w:rPr>
-          <w:rStyle w:val="Strong"/>
-          <w:rFonts w:ascii="Arial" w:hAnsi="Arial" w:cs="Arial"/>
-        </w:rPr>
-        <w:t>relaxation &amp; sightseeing</w:t>
-      </w:r>
-      <w:r>
-        <w:rPr>
-          <w:rFonts w:ascii="Arial" w:hAnsi="Arial" w:cs="Arial"/>
-        </w:rPr>
-        <w:t xml:space="preserve"> </w:t>
+        <w:t>Mix of relaxation &amp; sightseeing</w:t>
       </w:r>
     </w:p>
     <w:p>
       <w:pPr>
+        <w:pStyle w:val="ListParagraph"/>
         <w:numPr>
           <w:ilvl w:val="0"/>
           <w:numId w:val="6"/>
         </w:numPr>
-        <w:spacing w:before="100" w:beforeAutospacing="1" w:after="100" w:afterAutospacing="1" w:line="240" w:lineRule="auto"/>
-        <w:rPr>
-          <w:rFonts w:ascii="Arial" w:hAnsi="Arial" w:cs="Arial"/>
-        </w:rPr>
-      </w:pPr>
-      <w:r>
-        <w:rPr>
-          <w:rFonts w:ascii="Arial" w:hAnsi="Arial" w:cs="Arial"/>
-        </w:rPr>
-        <w:t xml:space="preserve">Choice of </w:t>
-      </w:r>
-      <w:r>
-        <w:rPr>
-          <w:rStyle w:val="Strong"/>
-          <w:rFonts w:ascii="Arial" w:hAnsi="Arial" w:cs="Arial"/>
-        </w:rPr>
-        <w:t>quality hotel options for different budgets</w:t>
+        <w:rPr>
+          <w:rFonts w:ascii="Arial" w:hAnsi="Arial" w:cs="Arial"/>
+        </w:rPr>
+      </w:pPr>
+      <w:r>
+        <w:rPr>
+          <w:rFonts w:ascii="Arial" w:hAnsi="Arial" w:cs="Arial"/>
+        </w:rPr>
+        <w:t>Choice of quality hotel options for different budgets</w:t>
       </w:r>
     </w:p>
     <w:p>
       <w:pPr>
+        <w:pStyle w:val="ListParagraph"/>
+        <w:rPr>
+          <w:rFonts w:ascii="Arial" w:hAnsi="Arial" w:cs="Arial"/>
+        </w:rPr>
+      </w:pPr>
+      <w:bookmarkStart w:id="0" w:name="_GoBack"/>
+      <w:bookmarkEnd w:id="0"/>
+    </w:p>
+    <w:p>
+      <w:pPr>
         <w:rPr>
           <w:rFonts w:ascii="Arial" w:hAnsi="Arial" w:cs="Arial"/>
           <w:b/>
@@ -341,49 +276,21 @@
           <w:rFonts w:ascii="Arial" w:hAnsi="Arial" w:cs="Arial"/>
         </w:rPr>
         <w:br/>
-        <w:t xml:space="preserve">After breakfast, proceed for an exciting full-day tour to James Bond Island by </w:t>
+        <w:t xml:space="preserve">After breakfast, proceed for an exciting full-day tour to James Bond Island by longtail boat on a shared basis. Explore the stunning limestone cliffs, caves, and emerald waters of </w:t>
       </w:r>
       <w:proofErr w:type="spellStart"/>
       <w:r>
         <w:rPr>
           <w:rFonts w:ascii="Arial" w:hAnsi="Arial" w:cs="Arial"/>
         </w:rPr>
-        <w:t>longtail</w:t>
+        <w:t>Phang</w:t>
       </w:r>
       <w:proofErr w:type="spellEnd"/>
       <w:r>
         <w:rPr>
           <w:rFonts w:ascii="Arial" w:hAnsi="Arial" w:cs="Arial"/>
         </w:rPr>
-        <w:t xml:space="preserve"> boat on a shared basis. Explore the stunning limestone cliffs, caves, and emerald waters of </w:t>
-      </w:r>
-      <w:proofErr w:type="spellStart"/>
-      <w:r>
-        <w:rPr>
-          <w:rFonts w:ascii="Arial" w:hAnsi="Arial" w:cs="Arial"/>
-        </w:rPr>
-        <w:t>Phang</w:t>
-      </w:r>
-      <w:proofErr w:type="spellEnd"/>
-      <w:r>
-        <w:rPr>
-          <w:rFonts w:ascii="Arial" w:hAnsi="Arial" w:cs="Arial"/>
-        </w:rPr>
-        <w:t xml:space="preserve"> </w:t>
-      </w:r>
-      <w:proofErr w:type="spellStart"/>
-      <w:r>
-        <w:rPr>
-          <w:rFonts w:ascii="Arial" w:hAnsi="Arial" w:cs="Arial"/>
-        </w:rPr>
-        <w:t>Nga</w:t>
-      </w:r>
-      <w:proofErr w:type="spellEnd"/>
-      <w:r>
-        <w:rPr>
-          <w:rFonts w:ascii="Arial" w:hAnsi="Arial" w:cs="Arial"/>
-        </w:rPr>
-        <w:t xml:space="preserve"> Bay. Enjoy a delicious lunch during the excursion before returning to your hotel in the evening.</w:t>
+        <w:t xml:space="preserve"> Nga Bay. Enjoy a delicious lunch during the excursion before returning to your hotel in the evening.</w:t>
       </w:r>
     </w:p>
     <w:p>
@@ -730,7 +637,7 @@
 </file>
 
 <file path=word/endnotes.xml><?xml version="1.0" encoding="utf-8"?>
-<w:endnotes xmlns:wpc="http://schemas.microsoft.com/office/word/2010/wordprocessingCanvas" xmlns:mc="http://schemas.openxmlformats.org/markup-compatibility/2006" xmlns:o="urn:schemas-microsoft-com:office:office" xmlns:r="http://schemas.openxmlformats.org/officeDocument/2006/relationships" xmlns:m="http://schemas.openxmlformats.org/officeDocument/2006/math" xmlns:v="urn:schemas-microsoft-com:vml" xmlns:wp14="http://schemas.microsoft.com/office/word/2010/wordprocessingDrawing" xmlns:wp="http://schemas.openxmlformats.org/drawingml/2006/wordprocessingDrawing" xmlns:w10="urn:schemas-microsoft-com:office:word" xmlns:w="http://schemas.openxmlformats.org/wordprocessingml/2006/main" xmlns:w14="http://schemas.microsoft.com/office/word/2010/wordml" xmlns:w15="http://schemas.microsoft.com/office/word/2012/wordml" xmlns:wpg="http://schemas.microsoft.com/office/word/2010/wordprocessingGroup" xmlns:wpi="http://schemas.microsoft.com/office/word/2010/wordprocessingInk" xmlns:wne="http://schemas.microsoft.com/office/word/2006/wordml" xmlns:wps="http://schemas.microsoft.com/office/word/2010/wordprocessingShape" mc:Ignorable="w14 w15 wp14">
+<w:endnotes xmlns:wpc="http://schemas.microsoft.com/office/word/2010/wordprocessingCanvas" xmlns:cx="http://schemas.microsoft.com/office/drawing/2014/chartex" xmlns:cx1="http://schemas.microsoft.com/office/drawing/2015/9/8/chartex" xmlns:cx2="http://schemas.microsoft.com/office/drawing/2015/10/21/chartex" xmlns:cx3="http://schemas.microsoft.com/office/drawing/2016/5/9/chartex" xmlns:cx4="http://schemas.microsoft.com/office/drawing/2016/5/10/chartex" xmlns:cx5="http://schemas.microsoft.com/office/drawing/2016/5/11/chartex" xmlns:cx6="http://schemas.microsoft.com/office/drawing/2016/5/12/chartex" xmlns:cx7="http://schemas.microsoft.com/office/drawing/2016/5/13/chartex" xmlns:cx8="http://schemas.microsoft.com/office/drawing/2016/5/14/chartex" xmlns:mc="http://schemas.openxmlformats.org/markup-compatibility/2006" xmlns:aink="http://schemas.microsoft.com/office/drawing/2016/ink" xmlns:am3d="http://schemas.microsoft.com/office/drawing/2017/model3d" xmlns:o="urn:schemas-microsoft-com:office:office" xmlns:r="http://schemas.openxmlformats.org/officeDocument/2006/relationships" xmlns:m="http://schemas.openxmlformats.org/officeDocument/2006/math" xmlns:v="urn:schemas-microsoft-com:vml" xmlns:wp14="http://schemas.microsoft.com/office/word/2010/wordprocessingDrawing" xmlns:wp="http://schemas.openxmlformats.org/drawingml/2006/wordprocessingDrawing" xmlns:w10="urn:schemas-microsoft-com:office:word" xmlns:w="http://schemas.openxmlformats.org/wordprocessingml/2006/main" xmlns:w14="http://schemas.microsoft.com/office/word/2010/wordml" xmlns:w15="http://schemas.microsoft.com/office/word/2012/wordml" xmlns:w16cid="http://schemas.microsoft.com/office/word/2016/wordml/cid" xmlns:w16se="http://schemas.microsoft.com/office/word/2015/wordml/symex" xmlns:wpg="http://schemas.microsoft.com/office/word/2010/wordprocessingGroup" xmlns:wpi="http://schemas.microsoft.com/office/word/2010/wordprocessingInk" xmlns:wne="http://schemas.microsoft.com/office/word/2006/wordml" xmlns:wps="http://schemas.microsoft.com/office/word/2010/wordprocessingShape" mc:Ignorable="w14 w15 w16se w16cid wp14">
   <w:endnote w:type="separator" w:id="-1">
     <w:p>
       <w:pPr>
@@ -755,7 +662,7 @@
 </file>
 
 <file path=word/footer1.xml><?xml version="1.0" encoding="utf-8"?>
-<w:ftr xmlns:wpc="http://schemas.microsoft.com/office/word/2010/wordprocessingCanvas" xmlns:mc="http://schemas.openxmlformats.org/markup-compatibility/2006" xmlns:o="urn:schemas-microsoft-com:office:office" xmlns:r="http://schemas.openxmlformats.org/officeDocument/2006/relationships" xmlns:m="http://schemas.openxmlformats.org/officeDocument/2006/math" xmlns:v="urn:schemas-microsoft-com:vml" xmlns:wp14="http://schemas.microsoft.com/office/word/2010/wordprocessingDrawing" xmlns:wp="http://schemas.openxmlformats.org/drawingml/2006/wordprocessingDrawing" xmlns:w10="urn:schemas-microsoft-com:office:word" xmlns:w="http://schemas.openxmlformats.org/wordprocessingml/2006/main" xmlns:w14="http://schemas.microsoft.com/office/word/2010/wordml" xmlns:w15="http://schemas.microsoft.com/office/word/2012/wordml" xmlns:wpg="http://schemas.microsoft.com/office/word/2010/wordprocessingGroup" xmlns:wpi="http://schemas.microsoft.com/office/word/2010/wordprocessingInk" xmlns:wne="http://schemas.microsoft.com/office/word/2006/wordml" xmlns:wps="http://schemas.microsoft.com/office/word/2010/wordprocessingShape" mc:Ignorable="w14 w15 wp14">
+<w:ftr xmlns:wpc="http://schemas.microsoft.com/office/word/2010/wordprocessingCanvas" xmlns:cx="http://schemas.microsoft.com/office/drawing/2014/chartex" xmlns:cx1="http://schemas.microsoft.com/office/drawing/2015/9/8/chartex" xmlns:cx2="http://schemas.microsoft.com/office/drawing/2015/10/21/chartex" xmlns:cx3="http://schemas.microsoft.com/office/drawing/2016/5/9/chartex" xmlns:cx4="http://schemas.microsoft.com/office/drawing/2016/5/10/chartex" xmlns:cx5="http://schemas.microsoft.com/office/drawing/2016/5/11/chartex" xmlns:cx6="http://schemas.microsoft.com/office/drawing/2016/5/12/chartex" xmlns:cx7="http://schemas.microsoft.com/office/drawing/2016/5/13/chartex" xmlns:cx8="http://schemas.microsoft.com/office/drawing/2016/5/14/chartex" xmlns:mc="http://schemas.openxmlformats.org/markup-compatibility/2006" xmlns:aink="http://schemas.microsoft.com/office/drawing/2016/ink" xmlns:am3d="http://schemas.microsoft.com/office/drawing/2017/model3d" xmlns:o="urn:schemas-microsoft-com:office:office" xmlns:r="http://schemas.openxmlformats.org/officeDocument/2006/relationships" xmlns:m="http://schemas.openxmlformats.org/officeDocument/2006/math" xmlns:v="urn:schemas-microsoft-com:vml" xmlns:wp14="http://schemas.microsoft.com/office/word/2010/wordprocessingDrawing" xmlns:wp="http://schemas.openxmlformats.org/drawingml/2006/wordprocessingDrawing" xmlns:w10="urn:schemas-microsoft-com:office:word" xmlns:w="http://schemas.openxmlformats.org/wordprocessingml/2006/main" xmlns:w14="http://schemas.microsoft.com/office/word/2010/wordml" xmlns:w15="http://schemas.microsoft.com/office/word/2012/wordml" xmlns:w16cid="http://schemas.microsoft.com/office/word/2016/wordml/cid" xmlns:w16se="http://schemas.microsoft.com/office/word/2015/wordml/symex" xmlns:wpg="http://schemas.microsoft.com/office/word/2010/wordprocessingGroup" xmlns:wpi="http://schemas.microsoft.com/office/word/2010/wordprocessingInk" xmlns:wne="http://schemas.microsoft.com/office/word/2006/wordml" xmlns:wps="http://schemas.microsoft.com/office/word/2010/wordprocessingShape" mc:Ignorable="w14 w15 w16se w16cid wp14">
   <w:p>
     <w:pPr>
       <w:pStyle w:val="Footer"/>
@@ -828,23 +735,7 @@
         <w:i/>
         <w:sz w:val="20"/>
       </w:rPr>
-      <w:t xml:space="preserve">  </w:t>
-    </w:r>
-    <w:proofErr w:type="gramStart"/>
-    <w:r>
-      <w:rPr>
-        <w:i/>
-        <w:sz w:val="20"/>
-      </w:rPr>
-      <w:t>Mobile :</w:t>
-    </w:r>
-    <w:proofErr w:type="gramEnd"/>
-    <w:r>
-      <w:rPr>
-        <w:i/>
-        <w:sz w:val="20"/>
-      </w:rPr>
-      <w:t xml:space="preserve"> 9444175678 /</w:t>
+      <w:t xml:space="preserve">  Mobile : 9444175678 /</w:t>
     </w:r>
     <w:r>
       <w:rPr>
@@ -870,7 +761,7 @@
 </file>
 
 <file path=word/footnotes.xml><?xml version="1.0" encoding="utf-8"?>
-<w:footnotes xmlns:wpc="http://schemas.microsoft.com/office/word/2010/wordprocessingCanvas" xmlns:mc="http://schemas.openxmlformats.org/markup-compatibility/2006" xmlns:o="urn:schemas-microsoft-com:office:office" xmlns:r="http://schemas.openxmlformats.org/officeDocument/2006/relationships" xmlns:m="http://schemas.openxmlformats.org/officeDocument/2006/math" xmlns:v="urn:schemas-microsoft-com:vml" xmlns:wp14="http://schemas.microsoft.com/office/word/2010/wordprocessingDrawing" xmlns:wp="http://schemas.openxmlformats.org/drawingml/2006/wordprocessingDrawing" xmlns:w10="urn:schemas-microsoft-com:office:word" xmlns:w="http://schemas.openxmlformats.org/wordprocessingml/2006/main" xmlns:w14="http://schemas.microsoft.com/office/word/2010/wordml" xmlns:w15="http://schemas.microsoft.com/office/word/2012/wordml" xmlns:wpg="http://schemas.microsoft.com/office/word/2010/wordprocessingGroup" xmlns:wpi="http://schemas.microsoft.com/office/word/2010/wordprocessingInk" xmlns:wne="http://schemas.microsoft.com/office/word/2006/wordml" xmlns:wps="http://schemas.microsoft.com/office/word/2010/wordprocessingShape" mc:Ignorable="w14 w15 wp14">
+<w:footnotes xmlns:wpc="http://schemas.microsoft.com/office/word/2010/wordprocessingCanvas" xmlns:cx="http://schemas.microsoft.com/office/drawing/2014/chartex" xmlns:cx1="http://schemas.microsoft.com/office/drawing/2015/9/8/chartex" xmlns:cx2="http://schemas.microsoft.com/office/drawing/2015/10/21/chartex" xmlns:cx3="http://schemas.microsoft.com/office/drawing/2016/5/9/chartex" xmlns:cx4="http://schemas.microsoft.com/office/drawing/2016/5/10/chartex" xmlns:cx5="http://schemas.microsoft.com/office/drawing/2016/5/11/chartex" xmlns:cx6="http://schemas.microsoft.com/office/drawing/2016/5/12/chartex" xmlns:cx7="http://schemas.microsoft.com/office/drawing/2016/5/13/chartex" xmlns:cx8="http://schemas.microsoft.com/office/drawing/2016/5/14/chartex" xmlns:mc="http://schemas.openxmlformats.org/markup-compatibility/2006" xmlns:aink="http://schemas.microsoft.com/office/drawing/2016/ink" xmlns:am3d="http://schemas.microsoft.com/office/drawing/2017/model3d" xmlns:o="urn:schemas-microsoft-com:office:office" xmlns:r="http://schemas.openxmlformats.org/officeDocument/2006/relationships" xmlns:m="http://schemas.openxmlformats.org/officeDocument/2006/math" xmlns:v="urn:schemas-microsoft-com:vml" xmlns:wp14="http://schemas.microsoft.com/office/word/2010/wordprocessingDrawing" xmlns:wp="http://schemas.openxmlformats.org/drawingml/2006/wordprocessingDrawing" xmlns:w10="urn:schemas-microsoft-com:office:word" xmlns:w="http://schemas.openxmlformats.org/wordprocessingml/2006/main" xmlns:w14="http://schemas.microsoft.com/office/word/2010/wordml" xmlns:w15="http://schemas.microsoft.com/office/word/2012/wordml" xmlns:w16cid="http://schemas.microsoft.com/office/word/2016/wordml/cid" xmlns:w16se="http://schemas.microsoft.com/office/word/2015/wordml/symex" xmlns:wpg="http://schemas.microsoft.com/office/word/2010/wordprocessingGroup" xmlns:wpi="http://schemas.microsoft.com/office/word/2010/wordprocessingInk" xmlns:wne="http://schemas.microsoft.com/office/word/2006/wordml" xmlns:wps="http://schemas.microsoft.com/office/word/2010/wordprocessingShape" mc:Ignorable="w14 w15 w16se w16cid wp14">
   <w:footnote w:type="separator" w:id="-1">
     <w:p>
       <w:pPr>
@@ -895,7 +786,7 @@
 </file>
 
 <file path=word/header1.xml><?xml version="1.0" encoding="utf-8"?>
-<w:hdr xmlns:wpc="http://schemas.microsoft.com/office/word/2010/wordprocessingCanvas" xmlns:mc="http://schemas.openxmlformats.org/markup-compatibility/2006" xmlns:o="urn:schemas-microsoft-com:office:office" xmlns:r="http://schemas.openxmlformats.org/officeDocument/2006/relationships" xmlns:m="http://schemas.openxmlformats.org/officeDocument/2006/math" xmlns:v="urn:schemas-microsoft-com:vml" xmlns:wp14="http://schemas.microsoft.com/office/word/2010/wordprocessingDrawing" xmlns:wp="http://schemas.openxmlformats.org/drawingml/2006/wordprocessingDrawing" xmlns:w10="urn:schemas-microsoft-com:office:word" xmlns:w="http://schemas.openxmlformats.org/wordprocessingml/2006/main" xmlns:w14="http://schemas.microsoft.com/office/word/2010/wordml" xmlns:w15="http://schemas.microsoft.com/office/word/2012/wordml" xmlns:wpg="http://schemas.microsoft.com/office/word/2010/wordprocessingGroup" xmlns:wpi="http://schemas.microsoft.com/office/word/2010/wordprocessingInk" xmlns:wne="http://schemas.microsoft.com/office/word/2006/wordml" xmlns:wps="http://schemas.microsoft.com/office/word/2010/wordprocessingShape" mc:Ignorable="w14 w15 wp14">
+<w:hdr xmlns:wpc="http://schemas.microsoft.com/office/word/2010/wordprocessingCanvas" xmlns:cx="http://schemas.microsoft.com/office/drawing/2014/chartex" xmlns:cx1="http://schemas.microsoft.com/office/drawing/2015/9/8/chartex" xmlns:cx2="http://schemas.microsoft.com/office/drawing/2015/10/21/chartex" xmlns:cx3="http://schemas.microsoft.com/office/drawing/2016/5/9/chartex" xmlns:cx4="http://schemas.microsoft.com/office/drawing/2016/5/10/chartex" xmlns:cx5="http://schemas.microsoft.com/office/drawing/2016/5/11/chartex" xmlns:cx6="http://schemas.microsoft.com/office/drawing/2016/5/12/chartex" xmlns:cx7="http://schemas.microsoft.com/office/drawing/2016/5/13/chartex" xmlns:cx8="http://schemas.microsoft.com/office/drawing/2016/5/14/chartex" xmlns:mc="http://schemas.openxmlformats.org/markup-compatibility/2006" xmlns:aink="http://schemas.microsoft.com/office/drawing/2016/ink" xmlns:am3d="http://schemas.microsoft.com/office/drawing/2017/model3d" xmlns:o="urn:schemas-microsoft-com:office:office" xmlns:r="http://schemas.openxmlformats.org/officeDocument/2006/relationships" xmlns:m="http://schemas.openxmlformats.org/officeDocument/2006/math" xmlns:v="urn:schemas-microsoft-com:vml" xmlns:wp14="http://schemas.microsoft.com/office/word/2010/wordprocessingDrawing" xmlns:wp="http://schemas.openxmlformats.org/drawingml/2006/wordprocessingDrawing" xmlns:w10="urn:schemas-microsoft-com:office:word" xmlns:w="http://schemas.openxmlformats.org/wordprocessingml/2006/main" xmlns:w14="http://schemas.microsoft.com/office/word/2010/wordml" xmlns:w15="http://schemas.microsoft.com/office/word/2012/wordml" xmlns:w16cid="http://schemas.microsoft.com/office/word/2016/wordml/cid" xmlns:w16se="http://schemas.microsoft.com/office/word/2015/wordml/symex" xmlns:wpg="http://schemas.microsoft.com/office/word/2010/wordprocessingGroup" xmlns:wpi="http://schemas.microsoft.com/office/word/2010/wordprocessingInk" xmlns:wne="http://schemas.microsoft.com/office/word/2006/wordml" xmlns:wps="http://schemas.microsoft.com/office/word/2010/wordprocessingShape" mc:Ignorable="w14 w15 w16se w16cid wp14">
   <w:p>
     <w:pPr>
       <w:pStyle w:val="Header"/>
@@ -968,8 +859,8 @@
 </file>
 
 <file path=word/numbering.xml><?xml version="1.0" encoding="utf-8"?>
-<w:numbering xmlns:wpc="http://schemas.microsoft.com/office/word/2010/wordprocessingCanvas" xmlns:mc="http://schemas.openxmlformats.org/markup-compatibility/2006" xmlns:o="urn:schemas-microsoft-com:office:office" xmlns:r="http://schemas.openxmlformats.org/officeDocument/2006/relationships" xmlns:m="http://schemas.openxmlformats.org/officeDocument/2006/math" xmlns:v="urn:schemas-microsoft-com:vml" xmlns:wp14="http://schemas.microsoft.com/office/word/2010/wordprocessingDrawing" xmlns:wp="http://schemas.openxmlformats.org/drawingml/2006/wordprocessingDrawing" xmlns:w10="urn:schemas-microsoft-com:office:word" xmlns:w="http://schemas.openxmlformats.org/wordprocessingml/2006/main" xmlns:w14="http://schemas.microsoft.com/office/word/2010/wordml" xmlns:w15="http://schemas.microsoft.com/office/word/2012/wordml" xmlns:wpg="http://schemas.microsoft.com/office/word/2010/wordprocessingGroup" xmlns:wpi="http://schemas.microsoft.com/office/word/2010/wordprocessingInk" xmlns:wne="http://schemas.microsoft.com/office/word/2006/wordml" xmlns:wps="http://schemas.microsoft.com/office/word/2010/wordprocessingShape" mc:Ignorable="w14 w15 wp14">
-  <w:abstractNum w:abstractNumId="0">
+<w:numbering xmlns:wpc="http://schemas.microsoft.com/office/word/2010/wordprocessingCanvas" xmlns:cx="http://schemas.microsoft.com/office/drawing/2014/chartex" xmlns:cx1="http://schemas.microsoft.com/office/drawing/2015/9/8/chartex" xmlns:cx2="http://schemas.microsoft.com/office/drawing/2015/10/21/chartex" xmlns:cx3="http://schemas.microsoft.com/office/drawing/2016/5/9/chartex" xmlns:cx4="http://schemas.microsoft.com/office/drawing/2016/5/10/chartex" xmlns:cx5="http://schemas.microsoft.com/office/drawing/2016/5/11/chartex" xmlns:cx6="http://schemas.microsoft.com/office/drawing/2016/5/12/chartex" xmlns:cx7="http://schemas.microsoft.com/office/drawing/2016/5/13/chartex" xmlns:cx8="http://schemas.microsoft.com/office/drawing/2016/5/14/chartex" xmlns:mc="http://schemas.openxmlformats.org/markup-compatibility/2006" xmlns:aink="http://schemas.microsoft.com/office/drawing/2016/ink" xmlns:am3d="http://schemas.microsoft.com/office/drawing/2017/model3d" xmlns:o="urn:schemas-microsoft-com:office:office" xmlns:r="http://schemas.openxmlformats.org/officeDocument/2006/relationships" xmlns:m="http://schemas.openxmlformats.org/officeDocument/2006/math" xmlns:v="urn:schemas-microsoft-com:vml" xmlns:wp14="http://schemas.microsoft.com/office/word/2010/wordprocessingDrawing" xmlns:wp="http://schemas.openxmlformats.org/drawingml/2006/wordprocessingDrawing" xmlns:w10="urn:schemas-microsoft-com:office:word" xmlns:w="http://schemas.openxmlformats.org/wordprocessingml/2006/main" xmlns:w14="http://schemas.microsoft.com/office/word/2010/wordml" xmlns:w15="http://schemas.microsoft.com/office/word/2012/wordml" xmlns:w16cid="http://schemas.microsoft.com/office/word/2016/wordml/cid" xmlns:w16se="http://schemas.microsoft.com/office/word/2015/wordml/symex" xmlns:wpg="http://schemas.microsoft.com/office/word/2010/wordprocessingGroup" xmlns:wpi="http://schemas.microsoft.com/office/word/2010/wordprocessingInk" xmlns:wne="http://schemas.microsoft.com/office/word/2006/wordml" xmlns:wps="http://schemas.microsoft.com/office/word/2010/wordprocessingShape" mc:Ignorable="w14 w15 w16se w16cid wp14">
+  <w:abstractNum w:abstractNumId="0" w15:restartNumberingAfterBreak="0">
     <w:nsid w:val="04BE0E43"/>
     <w:multiLevelType w:val="multilevel"/>
     <w:tmpl w:val="C358965C"/>
@@ -1118,7 +1009,7 @@
       </w:rPr>
     </w:lvl>
   </w:abstractNum>
-  <w:abstractNum w:abstractNumId="1">
+  <w:abstractNum w:abstractNumId="1" w15:restartNumberingAfterBreak="0">
     <w:nsid w:val="0D605F82"/>
     <w:multiLevelType w:val="multilevel"/>
     <w:tmpl w:val="890038B0"/>
@@ -1267,7 +1158,7 @@
       </w:rPr>
     </w:lvl>
   </w:abstractNum>
-  <w:abstractNum w:abstractNumId="2">
+  <w:abstractNum w:abstractNumId="2" w15:restartNumberingAfterBreak="0">
     <w:nsid w:val="39693929"/>
     <w:multiLevelType w:val="multilevel"/>
     <w:tmpl w:val="31D66656"/>
@@ -1416,7 +1307,7 @@
       </w:rPr>
     </w:lvl>
   </w:abstractNum>
-  <w:abstractNum w:abstractNumId="3">
+  <w:abstractNum w:abstractNumId="3" w15:restartNumberingAfterBreak="0">
     <w:nsid w:val="423A6E5A"/>
     <w:multiLevelType w:val="multilevel"/>
     <w:tmpl w:val="9B488F7E"/>
@@ -1565,7 +1456,7 @@
       </w:rPr>
     </w:lvl>
   </w:abstractNum>
-  <w:abstractNum w:abstractNumId="4">
+  <w:abstractNum w:abstractNumId="4" w15:restartNumberingAfterBreak="0">
     <w:nsid w:val="465C059E"/>
     <w:multiLevelType w:val="multilevel"/>
     <w:tmpl w:val="7D244FD2"/>
@@ -1714,7 +1605,7 @@
       </w:rPr>
     </w:lvl>
   </w:abstractNum>
-  <w:abstractNum w:abstractNumId="5">
+  <w:abstractNum w:abstractNumId="5" w15:restartNumberingAfterBreak="0">
     <w:nsid w:val="465F773B"/>
     <w:multiLevelType w:val="multilevel"/>
     <w:tmpl w:val="B06A619E"/>
@@ -1885,7 +1776,7 @@
 </file>
 
 <file path=word/styles.xml><?xml version="1.0" encoding="utf-8"?>
-<w:styles xmlns:mc="http://schemas.openxmlformats.org/markup-compatibility/2006" xmlns:r="http://schemas.openxmlformats.org/officeDocument/2006/relationships" xmlns:w="http://schemas.openxmlformats.org/wordprocessingml/2006/main" xmlns:w14="http://schemas.microsoft.com/office/word/2010/wordml" xmlns:w15="http://schemas.microsoft.com/office/word/2012/wordml" mc:Ignorable="w14 w15">
+<w:styles xmlns:mc="http://schemas.openxmlformats.org/markup-compatibility/2006" xmlns:r="http://schemas.openxmlformats.org/officeDocument/2006/relationships" xmlns:w="http://schemas.openxmlformats.org/wordprocessingml/2006/main" xmlns:w14="http://schemas.microsoft.com/office/word/2010/wordml" xmlns:w15="http://schemas.microsoft.com/office/word/2012/wordml" xmlns:w16cid="http://schemas.microsoft.com/office/word/2016/wordml/cid" xmlns:w16se="http://schemas.microsoft.com/office/word/2015/wordml/symex" mc:Ignorable="w14 w15 w16se w16cid">
   <w:docDefaults>
     <w:rPrDefault>
       <w:rPr>
@@ -1901,7 +1792,7 @@
       </w:pPr>
     </w:pPrDefault>
   </w:docDefaults>
-  <w:latentStyles w:defLockedState="0" w:defUIPriority="99" w:defSemiHidden="0" w:defUnhideWhenUsed="0" w:defQFormat="0" w:count="371">
+  <w:latentStyles w:defLockedState="0" w:defUIPriority="99" w:defSemiHidden="0" w:defUnhideWhenUsed="0" w:defQFormat="0" w:count="375">
     <w:lsdException w:name="Normal" w:uiPriority="0" w:qFormat="1"/>
     <w:lsdException w:name="heading 1" w:uiPriority="9" w:qFormat="1"/>
     <w:lsdException w:name="heading 2" w:semiHidden="1" w:uiPriority="9" w:unhideWhenUsed="1" w:qFormat="1"/>
@@ -2007,7 +1898,6 @@
     <w:lsdException w:name="HTML Sample" w:semiHidden="1" w:unhideWhenUsed="1"/>
     <w:lsdException w:name="HTML Typewriter" w:semiHidden="1" w:unhideWhenUsed="1"/>
     <w:lsdException w:name="HTML Variable" w:semiHidden="1" w:unhideWhenUsed="1"/>
-    <w:lsdException w:name="Normal Table" w:semiHidden="1" w:unhideWhenUsed="1"/>
     <w:lsdException w:name="annotation subject" w:semiHidden="1" w:unhideWhenUsed="1"/>
     <w:lsdException w:name="No List" w:semiHidden="1" w:unhideWhenUsed="1"/>
     <w:lsdException w:name="Outline List 1" w:semiHidden="1" w:unhideWhenUsed="1"/>
@@ -2051,10 +1941,8 @@
     <w:lsdException w:name="Table Elegant" w:semiHidden="1" w:unhideWhenUsed="1"/>
     <w:lsdException w:name="Table Professional" w:semiHidden="1" w:unhideWhenUsed="1"/>
     <w:lsdException w:name="Table Subtle 1" w:semiHidden="1" w:unhideWhenUsed="1"/>
-    <w:lsdException w:name="Table Subtle 2" w:semiHidden="1" w:unhideWhenUsed="1"/>
     <w:lsdException w:name="Table Web 1" w:semiHidden="1" w:unhideWhenUsed="1"/>
     <w:lsdException w:name="Table Web 2" w:semiHidden="1" w:unhideWhenUsed="1"/>
-    <w:lsdException w:name="Table Web 3" w:semiHidden="1" w:unhideWhenUsed="1"/>
     <w:lsdException w:name="Balloon Text" w:semiHidden="1" w:unhideWhenUsed="1"/>
     <w:lsdException w:name="Table Grid" w:uiPriority="39"/>
     <w:lsdException w:name="Table Theme" w:semiHidden="1" w:unhideWhenUsed="1"/>
@@ -2273,6 +2161,10 @@
     <w:lsdException w:name="List Table 5 Dark Accent 6" w:uiPriority="50"/>
     <w:lsdException w:name="List Table 6 Colorful Accent 6" w:uiPriority="51"/>
     <w:lsdException w:name="List Table 7 Colorful Accent 6" w:uiPriority="52"/>
+    <w:lsdException w:name="Mention" w:semiHidden="1" w:unhideWhenUsed="1"/>
+    <w:lsdException w:name="Smart Hyperlink" w:semiHidden="1" w:unhideWhenUsed="1"/>
+    <w:lsdException w:name="Hashtag" w:semiHidden="1" w:unhideWhenUsed="1"/>
+    <w:lsdException w:name="Unresolved Mention" w:semiHidden="1" w:unhideWhenUsed="1"/>
   </w:latentStyles>
   <w:style w:type="paragraph" w:default="1" w:styleId="Normal">
     <w:name w:val="Normal"/>
@@ -2494,6 +2386,17 @@
       <w:color w:val="0000FF"/>
       <w:u w:val="single"/>
     </w:rPr>
+  </w:style>
+  <w:style w:type="paragraph" w:styleId="ListParagraph">
+    <w:name w:val="List Paragraph"/>
+    <w:basedOn w:val="Normal"/>
+    <w:uiPriority w:val="34"/>
+    <w:qFormat/>
+    <w:rsid w:val="00142E8C"/>
+    <w:pPr>
+      <w:ind w:left="720"/>
+      <w:contextualSpacing/>
+    </w:pPr>
   </w:style>
 </w:styles>
 </file>
